--- a/downloads/handouts/Unit 04/Handout 04.06 - Elements Hunt.docx
+++ b/downloads/handouts/Unit 04/Handout 04.06 - Elements Hunt.docx
@@ -41,9 +41,9 @@
       <w:pPr>
         <w:pStyle w:val="Heading2"/>
       </w:pPr>
-      <w:bookmarkStart w:id="21" w:name="word-bank-in-other-languages"/>
+      <w:bookmarkStart w:id="21" w:name="word-bank-in-spanish"/>
       <w:r>
-        <w:t xml:space="preserve">Word bank in other languages</w:t>
+        <w:t xml:space="preserve">Word bank in Spanish</w:t>
       </w:r>
       <w:bookmarkEnd w:id="21"/>
     </w:p>
@@ -54,10 +54,8 @@
         <w:tblLook w:firstRow="1"/>
       </w:tblPr>
       <w:tblGrid>
-        <w:gridCol w:w="2340"/>
-        <w:gridCol w:w="2340"/>
-        <w:gridCol w:w="2340"/>
-        <w:gridCol w:w="2340"/>
+        <w:gridCol w:w="4680"/>
+        <w:gridCol w:w="4680"/>
       </w:tblGrid>
       <w:tr>
         <w:trPr>
@@ -65,7 +63,7 @@
         </w:trPr>
         <w:tc>
           <w:tcPr>
-            <w:tcW w:type="dxa" w:w="2340"/>
+            <w:tcW w:type="dxa" w:w="4680"/>
             <w:tcBorders>
               <w:bottom w:val="single"/>
             </w:tcBorders>
@@ -83,7 +81,7 @@
         </w:tc>
         <w:tc>
           <w:tcPr>
-            <w:tcW w:type="dxa" w:w="2340"/>
+            <w:tcW w:type="dxa" w:w="4680"/>
             <w:tcBorders>
               <w:bottom w:val="single"/>
             </w:tcBorders>
@@ -95,42 +93,6 @@
               <w:jc w:val="left"/>
             </w:pPr>
             <w:r>
-              <w:t xml:space="preserve">Turkish</w:t>
-            </w:r>
-          </w:p>
-        </w:tc>
-        <w:tc>
-          <w:tcPr>
-            <w:tcW w:type="dxa" w:w="2340"/>
-            <w:tcBorders>
-              <w:bottom w:val="single"/>
-            </w:tcBorders>
-            <w:vAlign w:val="bottom"/>
-          </w:tcPr>
-          <w:p>
-            <w:pPr>
-              <w:pStyle w:val="Compact"/>
-              <w:jc w:val="left"/>
-            </w:pPr>
-            <w:r>
-              <w:t xml:space="preserve">Portuguese</w:t>
-            </w:r>
-          </w:p>
-        </w:tc>
-        <w:tc>
-          <w:tcPr>
-            <w:tcW w:type="dxa" w:w="2340"/>
-            <w:tcBorders>
-              <w:bottom w:val="single"/>
-            </w:tcBorders>
-            <w:vAlign w:val="bottom"/>
-          </w:tcPr>
-          <w:p>
-            <w:pPr>
-              <w:pStyle w:val="Compact"/>
-              <w:jc w:val="left"/>
-            </w:pPr>
-            <w:r>
               <w:t xml:space="preserve">Spanish</w:t>
             </w:r>
           </w:p>
@@ -139,7 +101,7 @@
       <w:tr>
         <w:tc>
           <w:tcPr>
-            <w:tcW w:type="dxa" w:w="2340"/>
+            <w:tcW w:type="dxa" w:w="4680"/>
           </w:tcPr>
           <w:p>
             <w:pPr>
@@ -153,35 +115,7 @@
         </w:tc>
         <w:tc>
           <w:tcPr>
-            <w:tcW w:type="dxa" w:w="2340"/>
-          </w:tcPr>
-          <w:p>
-            <w:pPr>
-              <w:pStyle w:val="Compact"/>
-              <w:jc w:val="left"/>
-            </w:pPr>
-            <w:r>
-              <w:t xml:space="preserve">çizgi</w:t>
-            </w:r>
-          </w:p>
-        </w:tc>
-        <w:tc>
-          <w:tcPr>
-            <w:tcW w:type="dxa" w:w="2340"/>
-          </w:tcPr>
-          <w:p>
-            <w:pPr>
-              <w:pStyle w:val="Compact"/>
-              <w:jc w:val="left"/>
-            </w:pPr>
-            <w:r>
-              <w:t xml:space="preserve">linha</w:t>
-            </w:r>
-          </w:p>
-        </w:tc>
-        <w:tc>
-          <w:tcPr>
-            <w:tcW w:type="dxa" w:w="2340"/>
+            <w:tcW w:type="dxa" w:w="4680"/>
           </w:tcPr>
           <w:p>
             <w:pPr>
@@ -197,7 +131,7 @@
       <w:tr>
         <w:tc>
           <w:tcPr>
-            <w:tcW w:type="dxa" w:w="2340"/>
+            <w:tcW w:type="dxa" w:w="4680"/>
           </w:tcPr>
           <w:p>
             <w:pPr>
@@ -211,35 +145,7 @@
         </w:tc>
         <w:tc>
           <w:tcPr>
-            <w:tcW w:type="dxa" w:w="2340"/>
-          </w:tcPr>
-          <w:p>
-            <w:pPr>
-              <w:pStyle w:val="Compact"/>
-              <w:jc w:val="left"/>
-            </w:pPr>
-            <w:r>
-              <w:t xml:space="preserve">şekil</w:t>
-            </w:r>
-          </w:p>
-        </w:tc>
-        <w:tc>
-          <w:tcPr>
-            <w:tcW w:type="dxa" w:w="2340"/>
-          </w:tcPr>
-          <w:p>
-            <w:pPr>
-              <w:pStyle w:val="Compact"/>
-              <w:jc w:val="left"/>
-            </w:pPr>
-            <w:r>
-              <w:t xml:space="preserve">forma (formato)</w:t>
-            </w:r>
-          </w:p>
-        </w:tc>
-        <w:tc>
-          <w:tcPr>
-            <w:tcW w:type="dxa" w:w="2340"/>
+            <w:tcW w:type="dxa" w:w="4680"/>
           </w:tcPr>
           <w:p>
             <w:pPr>
@@ -255,7 +161,7 @@
       <w:tr>
         <w:tc>
           <w:tcPr>
-            <w:tcW w:type="dxa" w:w="2340"/>
+            <w:tcW w:type="dxa" w:w="4680"/>
           </w:tcPr>
           <w:p>
             <w:pPr>
@@ -269,35 +175,7 @@
         </w:tc>
         <w:tc>
           <w:tcPr>
-            <w:tcW w:type="dxa" w:w="2340"/>
-          </w:tcPr>
-          <w:p>
-            <w:pPr>
-              <w:pStyle w:val="Compact"/>
-              <w:jc w:val="left"/>
-            </w:pPr>
-            <w:r>
-              <w:t xml:space="preserve">biçim (üç boyutlu form)</w:t>
-            </w:r>
-          </w:p>
-        </w:tc>
-        <w:tc>
-          <w:tcPr>
-            <w:tcW w:type="dxa" w:w="2340"/>
-          </w:tcPr>
-          <w:p>
-            <w:pPr>
-              <w:pStyle w:val="Compact"/>
-              <w:jc w:val="left"/>
-            </w:pPr>
-            <w:r>
-              <w:t xml:space="preserve">forma (volume)</w:t>
-            </w:r>
-          </w:p>
-        </w:tc>
-        <w:tc>
-          <w:tcPr>
-            <w:tcW w:type="dxa" w:w="2340"/>
+            <w:tcW w:type="dxa" w:w="4680"/>
           </w:tcPr>
           <w:p>
             <w:pPr>
@@ -313,7 +191,7 @@
       <w:tr>
         <w:tc>
           <w:tcPr>
-            <w:tcW w:type="dxa" w:w="2340"/>
+            <w:tcW w:type="dxa" w:w="4680"/>
           </w:tcPr>
           <w:p>
             <w:pPr>
@@ -327,35 +205,7 @@
         </w:tc>
         <w:tc>
           <w:tcPr>
-            <w:tcW w:type="dxa" w:w="2340"/>
-          </w:tcPr>
-          <w:p>
-            <w:pPr>
-              <w:pStyle w:val="Compact"/>
-              <w:jc w:val="left"/>
-            </w:pPr>
-            <w:r>
-              <w:t xml:space="preserve">alan (boşluk)</w:t>
-            </w:r>
-          </w:p>
-        </w:tc>
-        <w:tc>
-          <w:tcPr>
-            <w:tcW w:type="dxa" w:w="2340"/>
-          </w:tcPr>
-          <w:p>
-            <w:pPr>
-              <w:pStyle w:val="Compact"/>
-              <w:jc w:val="left"/>
-            </w:pPr>
-            <w:r>
-              <w:t xml:space="preserve">espaço</w:t>
-            </w:r>
-          </w:p>
-        </w:tc>
-        <w:tc>
-          <w:tcPr>
-            <w:tcW w:type="dxa" w:w="2340"/>
+            <w:tcW w:type="dxa" w:w="4680"/>
           </w:tcPr>
           <w:p>
             <w:pPr>
@@ -371,7 +221,7 @@
       <w:tr>
         <w:tc>
           <w:tcPr>
-            <w:tcW w:type="dxa" w:w="2340"/>
+            <w:tcW w:type="dxa" w:w="4680"/>
           </w:tcPr>
           <w:p>
             <w:pPr>
@@ -385,35 +235,7 @@
         </w:tc>
         <w:tc>
           <w:tcPr>
-            <w:tcW w:type="dxa" w:w="2340"/>
-          </w:tcPr>
-          <w:p>
-            <w:pPr>
-              <w:pStyle w:val="Compact"/>
-              <w:jc w:val="left"/>
-            </w:pPr>
-            <w:r>
-              <w:t xml:space="preserve">renk</w:t>
-            </w:r>
-          </w:p>
-        </w:tc>
-        <w:tc>
-          <w:tcPr>
-            <w:tcW w:type="dxa" w:w="2340"/>
-          </w:tcPr>
-          <w:p>
-            <w:pPr>
-              <w:pStyle w:val="Compact"/>
-              <w:jc w:val="left"/>
-            </w:pPr>
-            <w:r>
-              <w:t xml:space="preserve">cor</w:t>
-            </w:r>
-          </w:p>
-        </w:tc>
-        <w:tc>
-          <w:tcPr>
-            <w:tcW w:type="dxa" w:w="2340"/>
+            <w:tcW w:type="dxa" w:w="4680"/>
           </w:tcPr>
           <w:p>
             <w:pPr>
@@ -429,7 +251,7 @@
       <w:tr>
         <w:tc>
           <w:tcPr>
-            <w:tcW w:type="dxa" w:w="2340"/>
+            <w:tcW w:type="dxa" w:w="4680"/>
           </w:tcPr>
           <w:p>
             <w:pPr>
@@ -443,21 +265,7 @@
         </w:tc>
         <w:tc>
           <w:tcPr>
-            <w:tcW w:type="dxa" w:w="2340"/>
-          </w:tcPr>
-          <w:p>
-            <w:pPr>
-              <w:pStyle w:val="Compact"/>
-              <w:jc w:val="left"/>
-            </w:pPr>
-            <w:r>
-              <w:t xml:space="preserve">doku</w:t>
-            </w:r>
-          </w:p>
-        </w:tc>
-        <w:tc>
-          <w:tcPr>
-            <w:tcW w:type="dxa" w:w="2340"/>
+            <w:tcW w:type="dxa" w:w="4680"/>
           </w:tcPr>
           <w:p>
             <w:pPr>
@@ -469,25 +277,11 @@
             </w:r>
           </w:p>
         </w:tc>
-        <w:tc>
-          <w:tcPr>
-            <w:tcW w:type="dxa" w:w="2340"/>
-          </w:tcPr>
-          <w:p>
-            <w:pPr>
-              <w:pStyle w:val="Compact"/>
-              <w:jc w:val="left"/>
-            </w:pPr>
-            <w:r>
-              <w:t xml:space="preserve">textura</w:t>
-            </w:r>
-          </w:p>
-        </w:tc>
-      </w:tr>
-      <w:tr>
-        <w:tc>
-          <w:tcPr>
-            <w:tcW w:type="dxa" w:w="2340"/>
+      </w:tr>
+      <w:tr>
+        <w:tc>
+          <w:tcPr>
+            <w:tcW w:type="dxa" w:w="4680"/>
           </w:tcPr>
           <w:p>
             <w:pPr>
@@ -501,35 +295,7 @@
         </w:tc>
         <w:tc>
           <w:tcPr>
-            <w:tcW w:type="dxa" w:w="2340"/>
-          </w:tcPr>
-          <w:p>
-            <w:pPr>
-              <w:pStyle w:val="Compact"/>
-              <w:jc w:val="left"/>
-            </w:pPr>
-            <w:r>
-              <w:t xml:space="preserve">desen</w:t>
-            </w:r>
-          </w:p>
-        </w:tc>
-        <w:tc>
-          <w:tcPr>
-            <w:tcW w:type="dxa" w:w="2340"/>
-          </w:tcPr>
-          <w:p>
-            <w:pPr>
-              <w:pStyle w:val="Compact"/>
-              <w:jc w:val="left"/>
-            </w:pPr>
-            <w:r>
-              <w:t xml:space="preserve">padrão (estampa)</w:t>
-            </w:r>
-          </w:p>
-        </w:tc>
-        <w:tc>
-          <w:tcPr>
-            <w:tcW w:type="dxa" w:w="2340"/>
+            <w:tcW w:type="dxa" w:w="4680"/>
           </w:tcPr>
           <w:p>
             <w:pPr>
@@ -545,7 +311,7 @@
       <w:tr>
         <w:tc>
           <w:tcPr>
-            <w:tcW w:type="dxa" w:w="2340"/>
+            <w:tcW w:type="dxa" w:w="4680"/>
           </w:tcPr>
           <w:p>
             <w:pPr>
@@ -559,35 +325,7 @@
         </w:tc>
         <w:tc>
           <w:tcPr>
-            <w:tcW w:type="dxa" w:w="2340"/>
-          </w:tcPr>
-          <w:p>
-            <w:pPr>
-              <w:pStyle w:val="Compact"/>
-              <w:jc w:val="left"/>
-            </w:pPr>
-            <w:r>
-              <w:t xml:space="preserve">ışık</w:t>
-            </w:r>
-          </w:p>
-        </w:tc>
-        <w:tc>
-          <w:tcPr>
-            <w:tcW w:type="dxa" w:w="2340"/>
-          </w:tcPr>
-          <w:p>
-            <w:pPr>
-              <w:pStyle w:val="Compact"/>
-              <w:jc w:val="left"/>
-            </w:pPr>
-            <w:r>
-              <w:t xml:space="preserve">luz</w:t>
-            </w:r>
-          </w:p>
-        </w:tc>
-        <w:tc>
-          <w:tcPr>
-            <w:tcW w:type="dxa" w:w="2340"/>
+            <w:tcW w:type="dxa" w:w="4680"/>
           </w:tcPr>
           <w:p>
             <w:pPr>
@@ -1846,8 +1584,11 @@
       </w:r>
     </w:p>
     <w:p>
+      <w:pPr>
+        <w:pStyle w:val="BodyText"/>
+      </w:pPr>
       <w:r>
-        <w:br w:type="page"/>
+        <w:t xml:space="preserve">_______________________________________________________________________</w:t>
       </w:r>
     </w:p>
     <w:sectPr>

--- a/downloads/handouts/Unit 04/Handout 04.06 - Elements Hunt.docx
+++ b/downloads/handouts/Unit 04/Handout 04.06 - Elements Hunt.docx
@@ -34,7 +34,7 @@
         <w:t xml:space="preserve"> </w:t>
       </w:r>
       <w:r>
-        <w:t xml:space="preserve">Part 1 fills in during the slides. Part 2 is two hunts: first in the living room described below, then in this classroom. Find one example of every element in each place and write what it does to the feel of the room. Part 3 is your sketch.</w:t>
+        <w:t xml:space="preserve">Fill in Part 1 during the slides. Part 2 is two hunts. The first hunt is in the living room described below. The second hunt is in this classroom. In each place, find one example of every element. Write what it does to the feel of the room. Part 3 is your sketch.</w:t>
       </w:r>
     </w:p>
     <w:p>
@@ -744,7 +744,7 @@
         <w:pStyle w:val="BodyText"/>
       </w:pPr>
       <w:r>
-        <w:t xml:space="preserve">The living room is long and narrow. Two tall windows on the far wall reach almost to the ceiling, and the afternoon sun comes through them in stripes because of the blinds. The walls are a pale warm gray. A long, low couch in dark blue sits against the left wall, and its cushions are a rough, nubby wool. In front of it is a round wooden coffee table with a smooth, shiny top. On the floor is a rug with a repeating pattern of black and white diamonds. The right wall has a bookshelf that goes from floor to ceiling, packed tight with books of every color. A tall floor lamp with a curved neck stands in the corner by the couch. The corner by the windows is empty, and it is the only open floor in the room. One brick wall behind the bookshelf was left bare and painted white. A single large painting of orange circles hangs over the couch.</w:t>
+        <w:t xml:space="preserve">The living room is long and narrow. Two tall windows on the far wall reach almost to the ceiling. The afternoon sun comes through them in stripes because of the blinds. The walls are a pale warm gray. A long, low couch in dark blue sits against the left wall. Its cushions are a rough, bumpy wool. In front of it is a round wooden coffee table with a smooth, shiny top. On the floor is a rug with a repeating pattern of black and white diamonds. The right wall has a bookshelf that goes from floor to ceiling. It is packed tight with books of every color. A tall floor lamp with a curved neck stands in the corner by the couch. The corner by the windows is empty. It is the only open floor in the room. One brick wall behind the bookshelf was left bare and painted white. A single large painting of orange circles hangs over the couch.</w:t>
       </w:r>
     </w:p>
     <w:tbl>
@@ -1303,7 +1303,7 @@
         <w:pStyle w:val="FirstParagraph"/>
       </w:pPr>
       <w:r>
-        <w:t xml:space="preserve">The bedroom on the slide: a bed under the window, a desk facing the wall in the dark corner, a rug in the middle, a tall bookshelf next to the door, and everything pushed to one side. Redraw it so at least three elements change. You may draw your own bedroom instead (no address, no names).</w:t>
+        <w:t xml:space="preserve">Look at the bedroom on the slide. It has a bed under the window. A desk faces the wall in the dark corner. A rug is in the middle. A tall bookshelf is next to the door. Everything is pushed to one side. Redraw the room so at least three elements change. You may draw your own bedroom instead (no address, no names).</w:t>
       </w:r>
     </w:p>
     <w:tbl>
@@ -1580,7 +1580,7 @@
         <w:t xml:space="preserve"> </w:t>
       </w:r>
       <w:r>
-        <w:t xml:space="preserve">For each change, name a second element it also affects, and say whether the change is free or costs money.</w:t>
+        <w:t xml:space="preserve">For each change, name a second element it also changes. Then say whether the change is free or costs money.</w:t>
       </w:r>
     </w:p>
     <w:p>
@@ -1588,7 +1588,7 @@
         <w:pStyle w:val="BodyText"/>
       </w:pPr>
       <w:r>
-        <w:t xml:space="preserve">_______________________________________________________________________</w:t>
+        <w:t xml:space="preserve">Answer: _______________________________________________________________</w:t>
       </w:r>
     </w:p>
     <w:sectPr>
